--- a/sample/ConsoleApp/Templates/Test2.docx
+++ b/sample/ConsoleApp/Templates/Test2.docx
@@ -58,21 +58,7 @@
               <w:rPr>
                 <w:rFonts w:ascii="Times New Roman" w:eastAsia="黑体" w:hAnsi="Times New Roman" w:cs="Times New Roman"/>
               </w:rPr>
-              <w:t>{</w:t>
-            </w:r>
-            <w:proofErr w:type="spellStart"/>
-            <w:r>
-              <w:rPr>
-                <w:rFonts w:ascii="Times New Roman" w:eastAsia="黑体" w:hAnsi="Times New Roman" w:cs="Times New Roman"/>
-              </w:rPr>
-              <w:t>PrintTime</w:t>
-            </w:r>
-            <w:proofErr w:type="spellEnd"/>
-            <w:r>
-              <w:rPr>
-                <w:rFonts w:ascii="Times New Roman" w:eastAsia="黑体" w:hAnsi="Times New Roman" w:cs="Times New Roman"/>
-              </w:rPr>
-              <w:t>}</w:t>
+              <w:t>{PrintTime}</w:t>
             </w:r>
           </w:p>
         </w:tc>
@@ -226,15 +212,7 @@
               <w:rPr>
                 <w:rFonts w:ascii="Times New Roman" w:eastAsia="黑体" w:hAnsi="Times New Roman" w:cs="Times New Roman"/>
               </w:rPr>
-              <w:t>[</w:t>
-            </w:r>
-            <w:proofErr w:type="spellStart"/>
-            <w:proofErr w:type="gramStart"/>
-            <w:r>
-              <w:rPr>
-                <w:rFonts w:ascii="Times New Roman" w:eastAsia="黑体" w:hAnsi="Times New Roman" w:cs="Times New Roman"/>
-              </w:rPr>
-              <w:t>Persons</w:t>
+              <w:t>[Persons</w:t>
             </w:r>
             <w:r>
               <w:rPr>
@@ -246,20 +224,48 @@
               <w:rPr>
                 <w:rFonts w:ascii="Times New Roman" w:eastAsia="黑体" w:hAnsi="Times New Roman" w:cs="Times New Roman"/>
               </w:rPr>
-              <w:t>Name</w:t>
+              <w:t>Name]</w:t>
             </w:r>
-            <w:proofErr w:type="spellEnd"/>
-            <w:proofErr w:type="gramEnd"/>
+          </w:p>
+        </w:tc>
+        <w:tc>
+          <w:tcPr>
+            <w:tcW w:w="992" w:type="dxa"/>
+          </w:tcPr>
+          <w:p>
+            <w:pPr>
+              <w:rPr>
+                <w:rFonts w:ascii="Times New Roman" w:eastAsia="黑体" w:hAnsi="Times New Roman" w:cs="Times New Roman"/>
+              </w:rPr>
+            </w:pPr>
             <w:r>
               <w:rPr>
                 <w:rFonts w:ascii="Times New Roman" w:eastAsia="黑体" w:hAnsi="Times New Roman" w:cs="Times New Roman"/>
               </w:rPr>
-              <w:t>]</w:t>
+              <w:t>[Persons.Info:Age]</w:t>
             </w:r>
           </w:p>
         </w:tc>
         <w:tc>
           <w:tcPr>
+            <w:tcW w:w="1134" w:type="dxa"/>
+          </w:tcPr>
+          <w:p>
+            <w:pPr>
+              <w:rPr>
+                <w:rFonts w:ascii="Times New Roman" w:eastAsia="黑体" w:hAnsi="Times New Roman" w:cs="Times New Roman"/>
+              </w:rPr>
+            </w:pPr>
+            <w:r>
+              <w:rPr>
+                <w:rFonts w:ascii="Times New Roman" w:eastAsia="黑体" w:hAnsi="Times New Roman" w:cs="Times New Roman"/>
+              </w:rPr>
+              <w:t>[Persons.Info:Sex]</w:t>
+            </w:r>
+          </w:p>
+        </w:tc>
+        <w:tc>
+          <w:tcPr>
             <w:tcW w:w="992" w:type="dxa"/>
           </w:tcPr>
           <w:p>
@@ -272,119 +278,25 @@
               <w:rPr>
                 <w:rFonts w:ascii="Times New Roman" w:eastAsia="黑体" w:hAnsi="Times New Roman" w:cs="Times New Roman"/>
               </w:rPr>
-              <w:t>[</w:t>
+              <w:t>[Persons.WorkNo]</w:t>
             </w:r>
-            <w:proofErr w:type="spellStart"/>
-            <w:proofErr w:type="gramStart"/>
+          </w:p>
+        </w:tc>
+        <w:tc>
+          <w:tcPr>
+            <w:tcW w:w="2410" w:type="dxa"/>
+          </w:tcPr>
+          <w:p>
+            <w:pPr>
+              <w:rPr>
+                <w:rFonts w:ascii="Times New Roman" w:eastAsia="黑体" w:hAnsi="Times New Roman" w:cs="Times New Roman"/>
+              </w:rPr>
+            </w:pPr>
             <w:r>
               <w:rPr>
                 <w:rFonts w:ascii="Times New Roman" w:eastAsia="黑体" w:hAnsi="Times New Roman" w:cs="Times New Roman"/>
               </w:rPr>
-              <w:t>Persons.Info:Age</w:t>
-            </w:r>
-            <w:proofErr w:type="spellEnd"/>
-            <w:proofErr w:type="gramEnd"/>
-            <w:r>
-              <w:rPr>
-                <w:rFonts w:ascii="Times New Roman" w:eastAsia="黑体" w:hAnsi="Times New Roman" w:cs="Times New Roman"/>
-              </w:rPr>
-              <w:t>]</w:t>
-            </w:r>
-          </w:p>
-        </w:tc>
-        <w:tc>
-          <w:tcPr>
-            <w:tcW w:w="1134" w:type="dxa"/>
-          </w:tcPr>
-          <w:p>
-            <w:pPr>
-              <w:rPr>
-                <w:rFonts w:ascii="Times New Roman" w:eastAsia="黑体" w:hAnsi="Times New Roman" w:cs="Times New Roman"/>
-              </w:rPr>
-            </w:pPr>
-            <w:r>
-              <w:rPr>
-                <w:rFonts w:ascii="Times New Roman" w:eastAsia="黑体" w:hAnsi="Times New Roman" w:cs="Times New Roman"/>
-              </w:rPr>
-              <w:t>[</w:t>
-            </w:r>
-            <w:proofErr w:type="spellStart"/>
-            <w:r>
-              <w:rPr>
-                <w:rFonts w:ascii="Times New Roman" w:eastAsia="黑体" w:hAnsi="Times New Roman" w:cs="Times New Roman"/>
-              </w:rPr>
-              <w:t>Persons.Info:Sex</w:t>
-            </w:r>
-            <w:proofErr w:type="spellEnd"/>
-            <w:r>
-              <w:rPr>
-                <w:rFonts w:ascii="Times New Roman" w:eastAsia="黑体" w:hAnsi="Times New Roman" w:cs="Times New Roman"/>
-              </w:rPr>
-              <w:t>]</w:t>
-            </w:r>
-          </w:p>
-        </w:tc>
-        <w:tc>
-          <w:tcPr>
-            <w:tcW w:w="992" w:type="dxa"/>
-          </w:tcPr>
-          <w:p>
-            <w:pPr>
-              <w:rPr>
-                <w:rFonts w:ascii="Times New Roman" w:eastAsia="黑体" w:hAnsi="Times New Roman" w:cs="Times New Roman"/>
-              </w:rPr>
-            </w:pPr>
-            <w:r>
-              <w:rPr>
-                <w:rFonts w:ascii="Times New Roman" w:eastAsia="黑体" w:hAnsi="Times New Roman" w:cs="Times New Roman"/>
-              </w:rPr>
-              <w:t>[</w:t>
-            </w:r>
-            <w:proofErr w:type="spellStart"/>
-            <w:r>
-              <w:rPr>
-                <w:rFonts w:ascii="Times New Roman" w:eastAsia="黑体" w:hAnsi="Times New Roman" w:cs="Times New Roman"/>
-              </w:rPr>
-              <w:t>Persons.WorkNo</w:t>
-            </w:r>
-            <w:proofErr w:type="spellEnd"/>
-            <w:r>
-              <w:rPr>
-                <w:rFonts w:ascii="Times New Roman" w:eastAsia="黑体" w:hAnsi="Times New Roman" w:cs="Times New Roman"/>
-              </w:rPr>
-              <w:t>]</w:t>
-            </w:r>
-          </w:p>
-        </w:tc>
-        <w:tc>
-          <w:tcPr>
-            <w:tcW w:w="2410" w:type="dxa"/>
-          </w:tcPr>
-          <w:p>
-            <w:pPr>
-              <w:rPr>
-                <w:rFonts w:ascii="Times New Roman" w:eastAsia="黑体" w:hAnsi="Times New Roman" w:cs="Times New Roman"/>
-              </w:rPr>
-            </w:pPr>
-            <w:r>
-              <w:rPr>
-                <w:rFonts w:ascii="Times New Roman" w:eastAsia="黑体" w:hAnsi="Times New Roman" w:cs="Times New Roman"/>
-              </w:rPr>
-              <w:t>[</w:t>
-            </w:r>
-            <w:proofErr w:type="spellStart"/>
-            <w:r>
-              <w:rPr>
-                <w:rFonts w:ascii="Times New Roman" w:eastAsia="黑体" w:hAnsi="Times New Roman" w:cs="Times New Roman"/>
-              </w:rPr>
-              <w:t>Persons.Description</w:t>
-            </w:r>
-            <w:proofErr w:type="spellEnd"/>
-            <w:r>
-              <w:rPr>
-                <w:rFonts w:ascii="Times New Roman" w:eastAsia="黑体" w:hAnsi="Times New Roman" w:cs="Times New Roman"/>
-              </w:rPr>
-              <w:t>]</w:t>
+              <w:t>[Persons.Description]</w:t>
             </w:r>
           </w:p>
         </w:tc>
@@ -545,39 +457,6 @@
         </w:tc>
       </w:tr>
     </w:tbl>
-    <w:p>
-      <w:pPr>
-        <w:rPr>
-          <w:rFonts w:ascii="Times New Roman" w:eastAsia="黑体" w:hAnsi="Times New Roman" w:cs="Times New Roman"/>
-        </w:rPr>
-      </w:pPr>
-      <w:r>
-        <w:rPr>
-          <w:rFonts w:ascii="Times New Roman" w:eastAsia="黑体" w:hAnsi="Times New Roman" w:cs="Times New Roman"/>
-        </w:rPr>
-        <w:t>导出日期：</w:t>
-      </w:r>
-      <w:r>
-        <w:rPr>
-          <w:rFonts w:ascii="Times New Roman" w:eastAsia="黑体" w:hAnsi="Times New Roman" w:cs="Times New Roman"/>
-        </w:rPr>
-        <w:t>{</w:t>
-      </w:r>
-      <w:proofErr w:type="spellStart"/>
-      <w:r>
-        <w:rPr>
-          <w:rFonts w:ascii="Times New Roman" w:eastAsia="黑体" w:hAnsi="Times New Roman" w:cs="Times New Roman"/>
-        </w:rPr>
-        <w:t>PrintTime</w:t>
-      </w:r>
-      <w:proofErr w:type="spellEnd"/>
-      <w:r>
-        <w:rPr>
-          <w:rFonts w:ascii="Times New Roman" w:eastAsia="黑体" w:hAnsi="Times New Roman" w:cs="Times New Roman"/>
-        </w:rPr>
-        <w:t>}</w:t>
-      </w:r>
-    </w:p>
     <w:p>
       <w:pPr>
         <w:rPr>
@@ -590,18 +469,18 @@
           <w:noProof/>
         </w:rPr>
         <w:drawing>
-          <wp:anchor distT="0" distB="0" distL="114300" distR="114300" simplePos="0" relativeHeight="251660288" behindDoc="0" locked="0" layoutInCell="1" allowOverlap="1" wp14:anchorId="07914469" wp14:editId="48CCDC97">
+          <wp:anchor distT="0" distB="0" distL="114300" distR="114300" simplePos="0" relativeHeight="251662336" behindDoc="0" locked="0" layoutInCell="1" allowOverlap="1" wp14:anchorId="67E30527" wp14:editId="0835B781">
             <wp:simplePos x="0" y="0"/>
-            <wp:positionH relativeFrom="margin">
-              <wp:align>left</wp:align>
+            <wp:positionH relativeFrom="column">
+              <wp:posOffset>3552190</wp:posOffset>
             </wp:positionH>
             <wp:positionV relativeFrom="paragraph">
-              <wp:posOffset>18415</wp:posOffset>
+              <wp:posOffset>99492</wp:posOffset>
             </wp:positionV>
             <wp:extent cx="367665" cy="367665"/>
             <wp:effectExtent l="0" t="0" r="0" b="0"/>
             <wp:wrapSquare wrapText="bothSides"/>
-            <wp:docPr id="4" name="{Code}2" descr="{2}"/>
+            <wp:docPr id="7" name="{Code}Around" descr="{2}"/>
             <wp:cNvGraphicFramePr>
               <a:graphicFrameLocks xmlns:a="http://schemas.openxmlformats.org/drawingml/2006/main" noChangeAspect="1"/>
             </wp:cNvGraphicFramePr>
@@ -609,7 +488,7 @@
               <a:graphicData uri="http://schemas.openxmlformats.org/drawingml/2006/picture">
                 <pic:pic xmlns:pic="http://schemas.openxmlformats.org/drawingml/2006/picture">
                   <pic:nvPicPr>
-                    <pic:cNvPr id="4" name="{Code}2" descr="{2}"/>
+                    <pic:cNvPr id="7" name="{Code}Around" descr="{2}"/>
                     <pic:cNvPicPr>
                       <a:picLocks noChangeAspect="1" noChangeArrowheads="1"/>
                     </pic:cNvPicPr>
@@ -655,21 +534,32 @@
       <w:r>
         <w:rPr>
           <w:rFonts w:ascii="Times New Roman" w:eastAsia="黑体" w:hAnsi="Times New Roman" w:cs="Times New Roman"/>
+        </w:rPr>
+        <w:t>导出日期：</w:t>
+      </w:r>
+      <w:r>
+        <w:rPr>
+          <w:rFonts w:ascii="Times New Roman" w:eastAsia="黑体" w:hAnsi="Times New Roman" w:cs="Times New Roman"/>
+        </w:rPr>
+        <w:t>{PrintTime}</w:t>
+      </w:r>
+    </w:p>
+    <w:p>
+      <w:pPr>
+        <w:rPr>
+          <w:rFonts w:ascii="Times New Roman" w:eastAsia="黑体" w:hAnsi="Times New Roman" w:cs="Times New Roman"/>
+        </w:rPr>
+      </w:pPr>
+      <w:r>
+        <w:rPr>
+          <w:rFonts w:ascii="Times New Roman" w:eastAsia="黑体" w:hAnsi="Times New Roman" w:cs="Times New Roman"/>
           <w:noProof/>
         </w:rPr>
         <w:drawing>
-          <wp:anchor distT="0" distB="0" distL="114300" distR="114300" simplePos="0" relativeHeight="251662336" behindDoc="0" locked="0" layoutInCell="1" allowOverlap="1" wp14:anchorId="67E30527" wp14:editId="106872C2">
-            <wp:simplePos x="0" y="0"/>
-            <wp:positionH relativeFrom="column">
-              <wp:posOffset>1540510</wp:posOffset>
-            </wp:positionH>
-            <wp:positionV relativeFrom="paragraph">
-              <wp:posOffset>18415</wp:posOffset>
-            </wp:positionV>
+          <wp:inline distT="0" distB="0" distL="0" distR="0" wp14:anchorId="60D384AB" wp14:editId="24C4866E">
             <wp:extent cx="367665" cy="367665"/>
             <wp:effectExtent l="0" t="0" r="0" b="0"/>
-            <wp:wrapSquare wrapText="bothSides"/>
-            <wp:docPr id="7" name="{Code}2" descr="{2}"/>
+            <wp:docPr id="5" name="{Code}Embed" descr="{2}"/>
             <wp:cNvGraphicFramePr>
               <a:graphicFrameLocks xmlns:a="http://schemas.openxmlformats.org/drawingml/2006/main" noChangeAspect="1"/>
             </wp:cNvGraphicFramePr>
@@ -677,135 +567,7 @@
               <a:graphicData uri="http://schemas.openxmlformats.org/drawingml/2006/picture">
                 <pic:pic xmlns:pic="http://schemas.openxmlformats.org/drawingml/2006/picture">
                   <pic:nvPicPr>
-                    <pic:cNvPr id="4" name="{Code}2" descr="{2}"/>
-                    <pic:cNvPicPr>
-                      <a:picLocks noChangeAspect="1" noChangeArrowheads="1"/>
-                    </pic:cNvPicPr>
-                  </pic:nvPicPr>
-                  <pic:blipFill>
-                    <a:blip r:embed="rId7" cstate="print">
-                      <a:extLst>
-                        <a:ext uri="{28A0092B-C50C-407E-A947-70E740481C1C}">
-                          <a14:useLocalDpi xmlns:a14="http://schemas.microsoft.com/office/drawing/2010/main" val="0"/>
-                        </a:ext>
-                      </a:extLst>
-                    </a:blip>
-                    <a:srcRect/>
-                    <a:stretch>
-                      <a:fillRect/>
-                    </a:stretch>
-                  </pic:blipFill>
-                  <pic:spPr bwMode="auto">
-                    <a:xfrm>
-                      <a:off x="0" y="0"/>
-                      <a:ext cx="367665" cy="367665"/>
-                    </a:xfrm>
-                    <a:prstGeom prst="rect">
-                      <a:avLst/>
-                    </a:prstGeom>
-                    <a:noFill/>
-                    <a:ln>
-                      <a:noFill/>
-                    </a:ln>
-                  </pic:spPr>
-                </pic:pic>
-              </a:graphicData>
-            </a:graphic>
-            <wp14:sizeRelH relativeFrom="page">
-              <wp14:pctWidth>0</wp14:pctWidth>
-            </wp14:sizeRelH>
-            <wp14:sizeRelV relativeFrom="page">
-              <wp14:pctHeight>0</wp14:pctHeight>
-            </wp14:sizeRelV>
-          </wp:anchor>
-        </w:drawing>
-      </w:r>
-      <w:r>
-        <w:rPr>
-          <w:rFonts w:ascii="Times New Roman" w:eastAsia="黑体" w:hAnsi="Times New Roman" w:cs="Times New Roman"/>
-          <w:noProof/>
-        </w:rPr>
-        <w:drawing>
-          <wp:anchor distT="0" distB="0" distL="114300" distR="114300" simplePos="0" relativeHeight="251661312" behindDoc="0" locked="0" layoutInCell="1" allowOverlap="1" wp14:anchorId="29A0E2A8" wp14:editId="511E7BCA">
-            <wp:simplePos x="0" y="0"/>
-            <wp:positionH relativeFrom="column">
-              <wp:posOffset>1032510</wp:posOffset>
-            </wp:positionH>
-            <wp:positionV relativeFrom="paragraph">
-              <wp:posOffset>18415</wp:posOffset>
-            </wp:positionV>
-            <wp:extent cx="367665" cy="367665"/>
-            <wp:effectExtent l="0" t="0" r="0" b="0"/>
-            <wp:wrapSquare wrapText="bothSides"/>
-            <wp:docPr id="6" name="{Code}2" descr="{2}"/>
-            <wp:cNvGraphicFramePr>
-              <a:graphicFrameLocks xmlns:a="http://schemas.openxmlformats.org/drawingml/2006/main" noChangeAspect="1"/>
-            </wp:cNvGraphicFramePr>
-            <a:graphic xmlns:a="http://schemas.openxmlformats.org/drawingml/2006/main">
-              <a:graphicData uri="http://schemas.openxmlformats.org/drawingml/2006/picture">
-                <pic:pic xmlns:pic="http://schemas.openxmlformats.org/drawingml/2006/picture">
-                  <pic:nvPicPr>
-                    <pic:cNvPr id="4" name="{Code}2" descr="{2}"/>
-                    <pic:cNvPicPr>
-                      <a:picLocks noChangeAspect="1" noChangeArrowheads="1"/>
-                    </pic:cNvPicPr>
-                  </pic:nvPicPr>
-                  <pic:blipFill>
-                    <a:blip r:embed="rId7" cstate="print">
-                      <a:extLst>
-                        <a:ext uri="{28A0092B-C50C-407E-A947-70E740481C1C}">
-                          <a14:useLocalDpi xmlns:a14="http://schemas.microsoft.com/office/drawing/2010/main" val="0"/>
-                        </a:ext>
-                      </a:extLst>
-                    </a:blip>
-                    <a:srcRect/>
-                    <a:stretch>
-                      <a:fillRect/>
-                    </a:stretch>
-                  </pic:blipFill>
-                  <pic:spPr bwMode="auto">
-                    <a:xfrm>
-                      <a:off x="0" y="0"/>
-                      <a:ext cx="367665" cy="367665"/>
-                    </a:xfrm>
-                    <a:prstGeom prst="rect">
-                      <a:avLst/>
-                    </a:prstGeom>
-                    <a:noFill/>
-                    <a:ln>
-                      <a:noFill/>
-                    </a:ln>
-                  </pic:spPr>
-                </pic:pic>
-              </a:graphicData>
-            </a:graphic>
-            <wp14:sizeRelH relativeFrom="page">
-              <wp14:pctWidth>0</wp14:pctWidth>
-            </wp14:sizeRelH>
-            <wp14:sizeRelV relativeFrom="page">
-              <wp14:pctHeight>0</wp14:pctHeight>
-            </wp14:sizeRelV>
-          </wp:anchor>
-        </w:drawing>
-      </w:r>
-      <w:r>
-        <w:rPr>
-          <w:rFonts w:ascii="Times New Roman" w:eastAsia="黑体" w:hAnsi="Times New Roman" w:cs="Times New Roman"/>
-          <w:noProof/>
-        </w:rPr>
-        <w:drawing>
-          <wp:inline distT="0" distB="0" distL="0" distR="0" wp14:anchorId="60D384AB" wp14:editId="33A39654">
-            <wp:extent cx="367665" cy="367665"/>
-            <wp:effectExtent l="0" t="0" r="0" b="0"/>
-            <wp:docPr id="5" name="{Code}2" descr="{2}"/>
-            <wp:cNvGraphicFramePr>
-              <a:graphicFrameLocks xmlns:a="http://schemas.openxmlformats.org/drawingml/2006/main" noChangeAspect="1"/>
-            </wp:cNvGraphicFramePr>
-            <a:graphic xmlns:a="http://schemas.openxmlformats.org/drawingml/2006/main">
-              <a:graphicData uri="http://schemas.openxmlformats.org/drawingml/2006/picture">
-                <pic:pic xmlns:pic="http://schemas.openxmlformats.org/drawingml/2006/picture">
-                  <pic:nvPicPr>
-                    <pic:cNvPr id="4" name="{Code}2" descr="{2}"/>
+                    <pic:cNvPr id="5" name="{Code}Embed" descr="{2}"/>
                     <pic:cNvPicPr>
                       <a:picLocks noChangeAspect="1" noChangeArrowheads="1"/>
                     </pic:cNvPicPr>
@@ -849,96 +611,6 @@
           <w:rFonts w:ascii="Times New Roman" w:eastAsia="黑体" w:hAnsi="Times New Roman" w:cs="Times New Roman"/>
         </w:rPr>
       </w:pPr>
-    </w:p>
-    <w:p>
-      <w:pPr>
-        <w:rPr>
-          <w:rFonts w:ascii="Times New Roman" w:eastAsia="黑体" w:hAnsi="Times New Roman" w:cs="Times New Roman"/>
-        </w:rPr>
-      </w:pPr>
-    </w:p>
-    <w:p>
-      <w:pPr>
-        <w:rPr>
-          <w:rFonts w:ascii="Times New Roman" w:eastAsia="黑体" w:hAnsi="Times New Roman" w:cs="Times New Roman"/>
-        </w:rPr>
-      </w:pPr>
-    </w:p>
-    <w:p>
-      <w:pPr>
-        <w:rPr>
-          <w:rFonts w:ascii="Times New Roman" w:eastAsia="黑体" w:hAnsi="Times New Roman" w:cs="Times New Roman"/>
-        </w:rPr>
-      </w:pPr>
-    </w:p>
-    <w:p>
-      <w:pPr>
-        <w:rPr>
-          <w:rFonts w:ascii="Times New Roman" w:eastAsia="黑体" w:hAnsi="Times New Roman" w:cs="Times New Roman"/>
-        </w:rPr>
-      </w:pPr>
-      <w:r>
-        <w:rPr>
-          <w:rFonts w:ascii="Times New Roman" w:eastAsia="黑体" w:hAnsi="Times New Roman" w:cs="Times New Roman"/>
-          <w:noProof/>
-        </w:rPr>
-        <w:drawing>
-          <wp:anchor distT="0" distB="0" distL="114300" distR="114300" simplePos="0" relativeHeight="251658240" behindDoc="0" locked="0" layoutInCell="1" allowOverlap="1" wp14:anchorId="72D26B48" wp14:editId="045C5216">
-            <wp:simplePos x="0" y="0"/>
-            <wp:positionH relativeFrom="column">
-              <wp:posOffset>4191481</wp:posOffset>
-            </wp:positionH>
-            <wp:positionV relativeFrom="paragraph">
-              <wp:posOffset>56584</wp:posOffset>
-            </wp:positionV>
-            <wp:extent cx="367665" cy="367665"/>
-            <wp:effectExtent l="0" t="0" r="0" b="0"/>
-            <wp:wrapSquare wrapText="bothSides"/>
-            <wp:docPr id="3" name="{Code}2" descr="{2}"/>
-            <wp:cNvGraphicFramePr>
-              <a:graphicFrameLocks xmlns:a="http://schemas.openxmlformats.org/drawingml/2006/main" noChangeAspect="1"/>
-            </wp:cNvGraphicFramePr>
-            <a:graphic xmlns:a="http://schemas.openxmlformats.org/drawingml/2006/main">
-              <a:graphicData uri="http://schemas.openxmlformats.org/drawingml/2006/picture">
-                <pic:pic xmlns:pic="http://schemas.openxmlformats.org/drawingml/2006/picture">
-                  <pic:nvPicPr>
-                    <pic:cNvPr id="4" name="{Code}2" descr="{2}"/>
-                    <pic:cNvPicPr>
-                      <a:picLocks noChangeAspect="1" noChangeArrowheads="1"/>
-                    </pic:cNvPicPr>
-                  </pic:nvPicPr>
-                  <pic:blipFill>
-                    <a:blip r:embed="rId7" cstate="print">
-                      <a:extLst>
-                        <a:ext uri="{28A0092B-C50C-407E-A947-70E740481C1C}">
-                          <a14:useLocalDpi xmlns:a14="http://schemas.microsoft.com/office/drawing/2010/main" val="0"/>
-                        </a:ext>
-                      </a:extLst>
-                    </a:blip>
-                    <a:srcRect/>
-                    <a:stretch>
-                      <a:fillRect/>
-                    </a:stretch>
-                  </pic:blipFill>
-                  <pic:spPr bwMode="auto">
-                    <a:xfrm>
-                      <a:off x="0" y="0"/>
-                      <a:ext cx="367665" cy="367665"/>
-                    </a:xfrm>
-                    <a:prstGeom prst="rect">
-                      <a:avLst/>
-                    </a:prstGeom>
-                    <a:noFill/>
-                    <a:ln>
-                      <a:noFill/>
-                    </a:ln>
-                  </pic:spPr>
-                </pic:pic>
-              </a:graphicData>
-            </a:graphic>
-          </wp:anchor>
-        </w:drawing>
-      </w:r>
     </w:p>
     <w:p>
       <w:pPr>
@@ -1016,10 +688,10 @@
               <w:noProof/>
             </w:rPr>
             <w:drawing>
-              <wp:inline distT="0" distB="0" distL="0" distR="0" wp14:anchorId="36AD5F25" wp14:editId="3427CE48">
+              <wp:inline distT="0" distB="0" distL="0" distR="0" wp14:anchorId="36AD5F25" wp14:editId="76F45D11">
                 <wp:extent cx="367665" cy="367665"/>
                 <wp:effectExtent l="0" t="0" r="0" b="0"/>
-                <wp:docPr id="1" name="{Code}2" descr="{2}"/>
+                <wp:docPr id="1" name="{Code}Footer" descr="{2}"/>
                 <wp:cNvGraphicFramePr>
                   <a:graphicFrameLocks xmlns:a="http://schemas.openxmlformats.org/drawingml/2006/main" noChangeAspect="1"/>
                 </wp:cNvGraphicFramePr>
@@ -1027,7 +699,7 @@
                   <a:graphicData uri="http://schemas.openxmlformats.org/drawingml/2006/picture">
                     <pic:pic xmlns:pic="http://schemas.openxmlformats.org/drawingml/2006/picture">
                       <pic:nvPicPr>
-                        <pic:cNvPr id="4" name="{Code}2" descr="{2}"/>
+                        <pic:cNvPr id="1" name="{Code}Footer" descr="{2}"/>
                         <pic:cNvPicPr>
                           <a:picLocks noChangeAspect="1" noChangeArrowheads="1"/>
                         </pic:cNvPicPr>
@@ -1150,10 +822,10 @@
               <w:noProof/>
             </w:rPr>
             <w:drawing>
-              <wp:inline distT="0" distB="0" distL="0" distR="0" wp14:anchorId="0DD3450F" wp14:editId="7D0D0785">
+              <wp:inline distT="0" distB="0" distL="0" distR="0" wp14:anchorId="0DD3450F" wp14:editId="17A34053">
                 <wp:extent cx="367665" cy="367665"/>
                 <wp:effectExtent l="0" t="0" r="0" b="0"/>
-                <wp:docPr id="2" name="{Code}2" descr="{2}"/>
+                <wp:docPr id="2" name="{Code}Header" descr="{2}"/>
                 <wp:cNvGraphicFramePr>
                   <a:graphicFrameLocks xmlns:a="http://schemas.openxmlformats.org/drawingml/2006/main" noChangeAspect="1"/>
                 </wp:cNvGraphicFramePr>
@@ -1161,7 +833,7 @@
                   <a:graphicData uri="http://schemas.openxmlformats.org/drawingml/2006/picture">
                     <pic:pic xmlns:pic="http://schemas.openxmlformats.org/drawingml/2006/picture">
                       <pic:nvPicPr>
-                        <pic:cNvPr id="4" name="{Code}2" descr="{2}"/>
+                        <pic:cNvPr id="2" name="{Code}Header" descr="{2}"/>
                         <pic:cNvPicPr>
                           <a:picLocks noChangeAspect="1" noChangeArrowheads="1"/>
                         </pic:cNvPicPr>
@@ -1219,23 +891,7 @@
       <w:t>时间范围：</w:t>
     </w:r>
     <w:r>
-      <w:t>{</w:t>
-    </w:r>
-    <w:proofErr w:type="spellStart"/>
-    <w:r>
-      <w:t>StartTime</w:t>
-    </w:r>
-    <w:proofErr w:type="spellEnd"/>
-    <w:r>
-      <w:t>} 至 {</w:t>
-    </w:r>
-    <w:proofErr w:type="spellStart"/>
-    <w:r>
-      <w:t>EndTime</w:t>
-    </w:r>
-    <w:proofErr w:type="spellEnd"/>
-    <w:r>
-      <w:t>}</w:t>
+      <w:t>{StartTime} 至 {EndTime}</w:t>
     </w:r>
     <w:r>
       <w:tab/>
@@ -1247,15 +903,7 @@
       <w:t>导出日期：</w:t>
     </w:r>
     <w:r>
-      <w:t>{</w:t>
-    </w:r>
-    <w:proofErr w:type="spellStart"/>
-    <w:r>
-      <w:t>PrintTime</w:t>
-    </w:r>
-    <w:proofErr w:type="spellEnd"/>
-    <w:r>
-      <w:t>}</w:t>
+      <w:t>{PrintTime}</w:t>
     </w:r>
   </w:p>
 </w:hdr>
